--- a/docs/manuals/FNU-Job-Placement-student-Manual.docx
+++ b/docs/manuals/FNU-Job-Placement-student-Manual.docx
@@ -397,7 +397,7 @@
         <w:pStyle w:val="Normal"/>
       </w:pPr>
       <w:r>
-        <w:t xml:space="preserve">Forgotten password: self-service recovery is not implemented in this version. Ask an administrator to reset a student/employer password, or a super administrator to reset a staff password. Arrange the replacement privately.</w:t>
+        <w:t xml:space="preserve">Forgotten password: select Forgot Password on Login, enter your account email, and select Send reset link. Check your inbox and spam folder. Open the single-use link within 60 minutes and enter a new password of at least 8 characters twice. Wait at least one minute between link requests. Resetting a password does not approve or unblock an account or verify its email. If email recovery is unavailable, contact an administrator for student/employer accounts or a super administrator for staff accounts.</w:t>
       </w:r>
     </w:p>
     <w:p>
